--- a/nep/docx/56.content.docx
+++ b/nep/docx/56.content.docx
@@ -136,13 +136,6 @@
         <w:rPr>
           <w:lang w:val="ne_NP" w:bidi="ne_NP"/>
         </w:rPr>
-      </w:r>
-      <w:r>
-        <w:rPr>
-          <w:i/>
-          <w:lang w:val="ne_NP" w:bidi="ne_NP"/>
-        </w:rPr>
-        <w:t>तीतस 1:1, तीतस 1:2, तीतस 1:2 (#2), तीतस 1:3, तीतस 1:4, तीतस 1:6, तीतस 1:7, तीतस 1:7 (#2), तीतस 1:8, तीतस 1:9, तीतस 1:11, तीतस 1:11 (#2), तीतस 1:13, तीतस 1:14, तीतस 1:15, तीतस 1:16, तीतस 2:2, तीतस 2:3, तीतस 2:4, तीतस 2:7, तीतस 2:8, तीतस 2:9, तीतस 2:10, तीतस 2:11, तीतस 2:12, तीतस 2:13, तीतस 2:14, तीतस 3:1, तीतस 3:3, तीतस 3:5, तीतस 3:5 (#2), तीतस 3:7, तीतस 3:8, तीतस 3:9, तीतस 3:10, तीतस 3:14</w:t>
       </w:r>
       <w:r>
         <w:rPr>

--- a/nep/docx/56.content.docx
+++ b/nep/docx/56.content.docx
@@ -123,19 +123,6 @@
           <w:lang w:val="ne_NP" w:bidi="ne_NP"/>
         </w:rPr>
         <w:t>TIT</w:t>
-      </w:r>
-      <w:r>
-        <w:rPr>
-          <w:lang w:val="ne_NP" w:bidi="ne_NP"/>
-        </w:rPr>
-      </w:r>
-    </w:p>
-    <w:p>
-      <w:pPr/>
-      <w:r>
-        <w:rPr>
-          <w:lang w:val="ne_NP" w:bidi="ne_NP"/>
-        </w:rPr>
       </w:r>
       <w:r>
         <w:rPr>

--- a/nep/docx/56.content.docx
+++ b/nep/docx/56.content.docx
@@ -19,7 +19,7 @@
         <w:rPr>
           <w:lang w:val="ne_NP" w:bidi="ne_NP"/>
         </w:rPr>
-        <w:t>Resource: Translation Questions (unfoldingWord)</w:t>
+        <w:t>Resource: unfoldingWord® Translation Questions</w:t>
       </w:r>
       <w:r>
         <w:rPr>
@@ -85,7 +85,7 @@
         <w:rPr>
           <w:lang w:val="ne_NP" w:bidi="ne_NP"/>
         </w:rPr>
-        <w:t>Translation Questions (unfoldingWord)</w:t>
+        <w:t>unfoldingWord® Translation Questions</w:t>
       </w:r>
     </w:p>
     <w:p>
